--- a/هفتم/کاربرگ/کاربرگ ف 6.docx
+++ b/هفتم/کاربرگ/کاربرگ ف 6.docx
@@ -4516,6 +4516,8 @@
                             <w:rtl/>
                           </w:rPr>
                         </w:pPr>
+                        <w:bookmarkStart w:id="0" w:name="_GoBack"/>
+                        <w:bookmarkEnd w:id="0"/>
                         <w:r>
                           <w:rPr>
                             <w:noProof/>
@@ -4880,8 +4882,6 @@
                             <w:rtl/>
                           </w:rPr>
                         </w:pPr>
-                        <w:bookmarkStart w:id="0" w:name="_GoBack"/>
-                        <w:bookmarkEnd w:id="0"/>
                         <w:r>
                           <w:rPr>
                             <w:rFonts w:ascii="Shabnam" w:hAnsi="Shabnam" w:cs="0 Nazanin Bold" w:hint="cs"/>
@@ -11272,7 +11272,7 @@
 </file>
 
 <file path=customXml/itemProps1.xml><?xml version="1.0" encoding="utf-8"?>
-<ds:datastoreItem xmlns:ds="http://schemas.openxmlformats.org/officeDocument/2006/customXml" ds:itemID="{6CF4661B-521E-413D-8690-09F330422F25}">
+<ds:datastoreItem xmlns:ds="http://schemas.openxmlformats.org/officeDocument/2006/customXml" ds:itemID="{DE493858-64EC-40E0-8876-69B974C0B9FF}">
   <ds:schemaRefs>
     <ds:schemaRef ds:uri="http://schemas.openxmlformats.org/officeDocument/2006/bibliography"/>
   </ds:schemaRefs>
